--- a/DB/공통규정/CPO-002_교회정관_사랑과평안의교회.docx
+++ b/DB/공통규정/CPO-002_교회정관_사랑과평안의교회.docx
@@ -33,9 +33,6 @@
     </w:p>
     <w:p>
       <w:pPr>
-        <w:pBdr>
-          <w:bottom w:val="single" w:color="C8714A" w:sz="8"/>
-        </w:pBdr>
         <w:spacing w:after="160" w:before="0"/>
         <w:jc w:val="center"/>
       </w:pPr>
@@ -138,7 +135,7 @@
               <w:bottom w:val="single" w:color="B0C8E0" w:sz="4"/>
               <w:right w:val="single" w:color="B0C8E0" w:sz="4"/>
             </w:tcBorders>
-            <w:shd w:fill="EAF1F8" w:val="clear"/>
+            <w:shd w:fill="FFFFFF" w:val="clear"/>
             <w:tcMar>
               <w:top w:type="dxa" w:w="80"/>
               <w:left w:type="dxa" w:w="160"/>
@@ -202,7 +199,7 @@
               <w:bottom w:val="single" w:color="B0C8E0" w:sz="4"/>
               <w:right w:val="single" w:color="B0C8E0" w:sz="4"/>
             </w:tcBorders>
-            <w:shd w:fill="EAF1F8" w:val="clear"/>
+            <w:shd w:fill="FFFFFF" w:val="clear"/>
             <w:tcMar>
               <w:top w:type="dxa" w:w="80"/>
               <w:left w:type="dxa" w:w="160"/>
@@ -266,7 +263,7 @@
               <w:bottom w:val="single" w:color="B0C8E0" w:sz="4"/>
               <w:right w:val="single" w:color="B0C8E0" w:sz="4"/>
             </w:tcBorders>
-            <w:shd w:fill="EAF1F8" w:val="clear"/>
+            <w:shd w:fill="FFFFFF" w:val="clear"/>
             <w:tcMar>
               <w:top w:type="dxa" w:w="80"/>
               <w:left w:type="dxa" w:w="160"/>
@@ -330,7 +327,7 @@
               <w:bottom w:val="single" w:color="B0C8E0" w:sz="4"/>
               <w:right w:val="single" w:color="B0C8E0" w:sz="4"/>
             </w:tcBorders>
-            <w:shd w:fill="EAF1F8" w:val="clear"/>
+            <w:shd w:fill="FFFFFF" w:val="clear"/>
             <w:tcMar>
               <w:top w:type="dxa" w:w="80"/>
               <w:left w:type="dxa" w:w="160"/>
@@ -379,7 +376,7 @@
                 <w:sz w:val="18"/>
                 <w:szCs w:val="18"/>
               </w:rPr>
-              <w:t xml:space="preserve">—</w:t>
+              <w:t>말미 [개정 이력] 표 참조</w:t>
             </w:r>
           </w:p>
         </w:tc>
@@ -485,10 +482,7 @@
     </w:p>
     <w:p>
       <w:pPr>
-        <w:pBdr>
-          <w:bottom w:val="single" w:color="C8714A" w:sz="6"/>
-        </w:pBdr>
-        <w:shd w:fill="1A3A5C" w:val="clear"/>
+        <w:shd w:fill="FFFFFF" w:val="clear"/>
         <w:spacing w:after="180" w:before="360"/>
         <w:ind w:left="0" w:right="0"/>
         <w:jc w:val="center"/>
@@ -498,7 +492,7 @@
           <w:rFonts w:ascii="맑은 고딕" w:cs="맑은 고딕" w:eastAsia="맑은 고딕" w:hAnsi="맑은 고딕"/>
           <w:b/>
           <w:bCs/>
-          <w:color w:val="FFFFFF"/>
+          <w:color w:val="1A1A1A"/>
           <w:sz w:val="26"/>
           <w:szCs w:val="26"/>
         </w:rPr>
@@ -521,9 +515,6 @@
     </w:p>
     <w:p>
       <w:pPr>
-        <w:pBdr>
-          <w:left w:val="single" w:color="C8714A" w:sz="14"/>
-        </w:pBdr>
         <w:spacing w:after="60" w:before="240"/>
         <w:ind w:left="180"/>
       </w:pPr>
@@ -571,9 +562,6 @@
     </w:p>
     <w:p>
       <w:pPr>
-        <w:pBdr>
-          <w:left w:val="single" w:color="C8714A" w:sz="14"/>
-        </w:pBdr>
         <w:spacing w:after="60" w:before="240"/>
         <w:ind w:left="180"/>
       </w:pPr>
@@ -621,9 +609,6 @@
     </w:p>
     <w:p>
       <w:pPr>
-        <w:pBdr>
-          <w:left w:val="single" w:color="C8714A" w:sz="14"/>
-        </w:pBdr>
         <w:spacing w:after="60" w:before="240"/>
         <w:ind w:left="180"/>
       </w:pPr>
@@ -671,9 +656,6 @@
     </w:p>
     <w:p>
       <w:pPr>
-        <w:pBdr>
-          <w:left w:val="single" w:color="C8714A" w:sz="14"/>
-        </w:pBdr>
         <w:spacing w:after="60" w:before="240"/>
         <w:ind w:left="180"/>
       </w:pPr>
@@ -737,10 +719,7 @@
     </w:p>
     <w:p>
       <w:pPr>
-        <w:pBdr>
-          <w:bottom w:val="single" w:color="C8714A" w:sz="6"/>
-        </w:pBdr>
-        <w:shd w:fill="1A3A5C" w:val="clear"/>
+        <w:shd w:fill="FFFFFF" w:val="clear"/>
         <w:spacing w:after="180" w:before="360"/>
         <w:ind w:left="0" w:right="0"/>
         <w:jc w:val="center"/>
@@ -750,7 +729,7 @@
           <w:rFonts w:ascii="맑은 고딕" w:cs="맑은 고딕" w:eastAsia="맑은 고딕" w:hAnsi="맑은 고딕"/>
           <w:b/>
           <w:bCs/>
-          <w:color w:val="FFFFFF"/>
+          <w:color w:val="1A1A1A"/>
           <w:sz w:val="26"/>
           <w:szCs w:val="26"/>
         </w:rPr>
@@ -773,9 +752,6 @@
     </w:p>
     <w:p>
       <w:pPr>
-        <w:pBdr>
-          <w:left w:val="single" w:color="C8714A" w:sz="14"/>
-        </w:pBdr>
         <w:spacing w:after="60" w:before="240"/>
         <w:ind w:left="180"/>
       </w:pPr>
@@ -919,10 +895,7 @@
     </w:p>
     <w:p>
       <w:pPr>
-        <w:pBdr>
-          <w:bottom w:val="single" w:color="C8714A" w:sz="6"/>
-        </w:pBdr>
-        <w:shd w:fill="1A3A5C" w:val="clear"/>
+        <w:shd w:fill="FFFFFF" w:val="clear"/>
         <w:spacing w:after="180" w:before="360"/>
         <w:ind w:left="0" w:right="0"/>
         <w:jc w:val="center"/>
@@ -932,7 +905,7 @@
           <w:rFonts w:ascii="맑은 고딕" w:cs="맑은 고딕" w:eastAsia="맑은 고딕" w:hAnsi="맑은 고딕"/>
           <w:b/>
           <w:bCs/>
-          <w:color w:val="FFFFFF"/>
+          <w:color w:val="1A1A1A"/>
           <w:sz w:val="26"/>
           <w:szCs w:val="26"/>
         </w:rPr>
@@ -955,9 +928,6 @@
     </w:p>
     <w:p>
       <w:pPr>
-        <w:pBdr>
-          <w:left w:val="single" w:color="C8714A" w:sz="14"/>
-        </w:pBdr>
         <w:spacing w:after="60" w:before="240"/>
         <w:ind w:left="180"/>
       </w:pPr>
@@ -1021,9 +991,6 @@
     </w:p>
     <w:p>
       <w:pPr>
-        <w:pBdr>
-          <w:left w:val="single" w:color="C8714A" w:sz="14"/>
-        </w:pBdr>
         <w:spacing w:after="60" w:before="240"/>
         <w:ind w:left="180"/>
       </w:pPr>
@@ -1135,9 +1102,6 @@
     </w:p>
     <w:p>
       <w:pPr>
-        <w:pBdr>
-          <w:left w:val="single" w:color="C8714A" w:sz="14"/>
-        </w:pBdr>
         <w:spacing w:after="60" w:before="240"/>
         <w:ind w:left="180"/>
       </w:pPr>
@@ -1233,9 +1197,6 @@
     </w:p>
     <w:p>
       <w:pPr>
-        <w:pBdr>
-          <w:left w:val="single" w:color="C8714A" w:sz="14"/>
-        </w:pBdr>
         <w:spacing w:after="60" w:before="240"/>
         <w:ind w:left="180"/>
       </w:pPr>
@@ -1347,10 +1308,7 @@
     </w:p>
     <w:p>
       <w:pPr>
-        <w:pBdr>
-          <w:bottom w:val="single" w:color="C8714A" w:sz="6"/>
-        </w:pBdr>
-        <w:shd w:fill="1A3A5C" w:val="clear"/>
+        <w:shd w:fill="FFFFFF" w:val="clear"/>
         <w:spacing w:after="180" w:before="360"/>
         <w:ind w:left="0" w:right="0"/>
         <w:jc w:val="center"/>
@@ -1360,7 +1318,7 @@
           <w:rFonts w:ascii="맑은 고딕" w:cs="맑은 고딕" w:eastAsia="맑은 고딕" w:hAnsi="맑은 고딕"/>
           <w:b/>
           <w:bCs/>
-          <w:color w:val="FFFFFF"/>
+          <w:color w:val="1A1A1A"/>
           <w:sz w:val="26"/>
           <w:szCs w:val="26"/>
         </w:rPr>
@@ -1383,9 +1341,6 @@
     </w:p>
     <w:p>
       <w:pPr>
-        <w:pBdr>
-          <w:left w:val="single" w:color="C8714A" w:sz="14"/>
-        </w:pBdr>
         <w:spacing w:after="60" w:before="240"/>
         <w:ind w:left="180"/>
       </w:pPr>
@@ -1529,9 +1484,6 @@
     </w:p>
     <w:p>
       <w:pPr>
-        <w:pBdr>
-          <w:left w:val="single" w:color="C8714A" w:sz="14"/>
-        </w:pBdr>
         <w:spacing w:after="60" w:before="240"/>
         <w:ind w:left="180"/>
       </w:pPr>
@@ -1611,9 +1563,6 @@
     </w:p>
     <w:p>
       <w:pPr>
-        <w:pBdr>
-          <w:left w:val="single" w:color="C8714A" w:sz="14"/>
-        </w:pBdr>
         <w:spacing w:after="60" w:before="240"/>
         <w:ind w:left="180"/>
       </w:pPr>
@@ -1677,9 +1626,6 @@
     </w:p>
     <w:p>
       <w:pPr>
-        <w:pBdr>
-          <w:left w:val="single" w:color="C8714A" w:sz="14"/>
-        </w:pBdr>
         <w:spacing w:after="60" w:before="240"/>
         <w:ind w:left="180"/>
       </w:pPr>
@@ -1743,10 +1689,7 @@
     </w:p>
     <w:p>
       <w:pPr>
-        <w:pBdr>
-          <w:bottom w:val="single" w:color="C8714A" w:sz="6"/>
-        </w:pBdr>
-        <w:shd w:fill="1A3A5C" w:val="clear"/>
+        <w:shd w:fill="FFFFFF" w:val="clear"/>
         <w:spacing w:after="180" w:before="360"/>
         <w:ind w:left="0" w:right="0"/>
         <w:jc w:val="center"/>
@@ -1756,7 +1699,7 @@
           <w:rFonts w:ascii="맑은 고딕" w:cs="맑은 고딕" w:eastAsia="맑은 고딕" w:hAnsi="맑은 고딕"/>
           <w:b/>
           <w:bCs/>
-          <w:color w:val="FFFFFF"/>
+          <w:color w:val="1A1A1A"/>
           <w:sz w:val="26"/>
           <w:szCs w:val="26"/>
         </w:rPr>
@@ -1779,9 +1722,6 @@
     </w:p>
     <w:p>
       <w:pPr>
-        <w:pBdr>
-          <w:left w:val="single" w:color="C8714A" w:sz="14"/>
-        </w:pBdr>
         <w:spacing w:after="60" w:before="240"/>
         <w:ind w:left="180"/>
       </w:pPr>
@@ -1941,9 +1881,6 @@
     </w:p>
     <w:p>
       <w:pPr>
-        <w:pBdr>
-          <w:left w:val="single" w:color="C8714A" w:sz="14"/>
-        </w:pBdr>
         <w:spacing w:after="60" w:before="240"/>
         <w:ind w:left="180"/>
       </w:pPr>
@@ -2039,9 +1976,6 @@
     </w:p>
     <w:p>
       <w:pPr>
-        <w:pBdr>
-          <w:left w:val="single" w:color="C8714A" w:sz="14"/>
-        </w:pBdr>
         <w:spacing w:after="60" w:before="240"/>
         <w:ind w:left="180"/>
       </w:pPr>
@@ -2153,10 +2087,7 @@
     </w:p>
     <w:p>
       <w:pPr>
-        <w:pBdr>
-          <w:bottom w:val="single" w:color="C8714A" w:sz="6"/>
-        </w:pBdr>
-        <w:shd w:fill="1A3A5C" w:val="clear"/>
+        <w:shd w:fill="FFFFFF" w:val="clear"/>
         <w:spacing w:after="180" w:before="360"/>
         <w:ind w:left="0" w:right="0"/>
         <w:jc w:val="center"/>
@@ -2166,7 +2097,7 @@
           <w:rFonts w:ascii="맑은 고딕" w:cs="맑은 고딕" w:eastAsia="맑은 고딕" w:hAnsi="맑은 고딕"/>
           <w:b/>
           <w:bCs/>
-          <w:color w:val="FFFFFF"/>
+          <w:color w:val="1A1A1A"/>
           <w:sz w:val="26"/>
           <w:szCs w:val="26"/>
         </w:rPr>
@@ -2189,9 +2120,6 @@
     </w:p>
     <w:p>
       <w:pPr>
-        <w:pBdr>
-          <w:left w:val="single" w:color="C8714A" w:sz="14"/>
-        </w:pBdr>
         <w:spacing w:after="60" w:before="240"/>
         <w:ind w:left="180"/>
       </w:pPr>
@@ -2335,9 +2263,6 @@
     </w:p>
     <w:p>
       <w:pPr>
-        <w:pBdr>
-          <w:left w:val="single" w:color="C8714A" w:sz="14"/>
-        </w:pBdr>
         <w:spacing w:after="60" w:before="240"/>
         <w:ind w:left="180"/>
       </w:pPr>
@@ -2401,9 +2326,6 @@
     </w:p>
     <w:p>
       <w:pPr>
-        <w:pBdr>
-          <w:left w:val="single" w:color="C8714A" w:sz="14"/>
-        </w:pBdr>
         <w:spacing w:after="60" w:before="240"/>
         <w:ind w:left="180"/>
       </w:pPr>
@@ -2467,10 +2389,7 @@
     </w:p>
     <w:p>
       <w:pPr>
-        <w:pBdr>
-          <w:bottom w:val="single" w:color="C8714A" w:sz="6"/>
-        </w:pBdr>
-        <w:shd w:fill="1A3A5C" w:val="clear"/>
+        <w:shd w:fill="FFFFFF" w:val="clear"/>
         <w:spacing w:after="180" w:before="360"/>
         <w:ind w:left="0" w:right="0"/>
         <w:jc w:val="center"/>
@@ -2480,7 +2399,7 @@
           <w:rFonts w:ascii="맑은 고딕" w:cs="맑은 고딕" w:eastAsia="맑은 고딕" w:hAnsi="맑은 고딕"/>
           <w:b/>
           <w:bCs/>
-          <w:color w:val="FFFFFF"/>
+          <w:color w:val="1A1A1A"/>
           <w:sz w:val="26"/>
           <w:szCs w:val="26"/>
         </w:rPr>
@@ -2503,9 +2422,6 @@
     </w:p>
     <w:p>
       <w:pPr>
-        <w:pBdr>
-          <w:left w:val="single" w:color="C8714A" w:sz="14"/>
-        </w:pBdr>
         <w:spacing w:after="60" w:before="240"/>
         <w:ind w:left="180"/>
       </w:pPr>
@@ -2617,9 +2533,6 @@
     </w:p>
     <w:p>
       <w:pPr>
-        <w:pBdr>
-          <w:left w:val="single" w:color="C8714A" w:sz="14"/>
-        </w:pBdr>
         <w:spacing w:after="60" w:before="240"/>
         <w:ind w:left="180"/>
       </w:pPr>
@@ -2699,9 +2612,6 @@
     </w:p>
     <w:p>
       <w:pPr>
-        <w:pBdr>
-          <w:left w:val="single" w:color="C8714A" w:sz="14"/>
-        </w:pBdr>
         <w:spacing w:after="60" w:before="240"/>
         <w:ind w:left="180"/>
       </w:pPr>
@@ -2749,10 +2659,7 @@
     </w:p>
     <w:p>
       <w:pPr>
-        <w:pBdr>
-          <w:bottom w:val="single" w:color="C8714A" w:sz="6"/>
-        </w:pBdr>
-        <w:shd w:fill="1A3A5C" w:val="clear"/>
+        <w:shd w:fill="FFFFFF" w:val="clear"/>
         <w:spacing w:after="180" w:before="360"/>
         <w:ind w:left="0" w:right="0"/>
         <w:jc w:val="center"/>
@@ -2762,7 +2669,7 @@
           <w:rFonts w:ascii="맑은 고딕" w:cs="맑은 고딕" w:eastAsia="맑은 고딕" w:hAnsi="맑은 고딕"/>
           <w:b/>
           <w:bCs/>
-          <w:color w:val="FFFFFF"/>
+          <w:color w:val="1A1A1A"/>
           <w:sz w:val="26"/>
           <w:szCs w:val="26"/>
         </w:rPr>
@@ -2785,9 +2692,6 @@
     </w:p>
     <w:p>
       <w:pPr>
-        <w:pBdr>
-          <w:left w:val="single" w:color="C8714A" w:sz="14"/>
-        </w:pBdr>
         <w:spacing w:after="60" w:before="240"/>
         <w:ind w:left="180"/>
       </w:pPr>
@@ -2851,9 +2755,6 @@
     </w:p>
     <w:p>
       <w:pPr>
-        <w:pBdr>
-          <w:left w:val="single" w:color="C8714A" w:sz="14"/>
-        </w:pBdr>
         <w:spacing w:after="60" w:before="240"/>
         <w:ind w:left="180"/>
       </w:pPr>
@@ -2917,10 +2818,7 @@
     </w:p>
     <w:p>
       <w:pPr>
-        <w:pBdr>
-          <w:bottom w:val="single" w:color="C8714A" w:sz="6"/>
-        </w:pBdr>
-        <w:shd w:fill="1A3A5C" w:val="clear"/>
+        <w:shd w:fill="FFFFFF" w:val="clear"/>
         <w:spacing w:after="180" w:before="360"/>
         <w:ind w:left="0" w:right="0"/>
         <w:jc w:val="center"/>
@@ -2930,7 +2828,7 @@
           <w:rFonts w:ascii="맑은 고딕" w:cs="맑은 고딕" w:eastAsia="맑은 고딕" w:hAnsi="맑은 고딕"/>
           <w:b/>
           <w:bCs/>
-          <w:color w:val="FFFFFF"/>
+          <w:color w:val="1A1A1A"/>
           <w:sz w:val="26"/>
           <w:szCs w:val="26"/>
         </w:rPr>
@@ -2953,9 +2851,6 @@
     </w:p>
     <w:p>
       <w:pPr>
-        <w:pBdr>
-          <w:left w:val="single" w:color="C8714A" w:sz="14"/>
-        </w:pBdr>
         <w:spacing w:after="60" w:before="240"/>
         <w:ind w:left="180"/>
       </w:pPr>
@@ -3019,9 +2914,6 @@
     </w:p>
     <w:p>
       <w:pPr>
-        <w:pBdr>
-          <w:left w:val="single" w:color="C8714A" w:sz="14"/>
-        </w:pBdr>
         <w:spacing w:after="60" w:before="240"/>
         <w:ind w:left="180"/>
       </w:pPr>
@@ -3085,9 +2977,6 @@
     </w:p>
     <w:p>
       <w:pPr>
-        <w:pBdr>
-          <w:left w:val="single" w:color="C8714A" w:sz="14"/>
-        </w:pBdr>
         <w:spacing w:after="60" w:before="240"/>
         <w:ind w:left="180"/>
       </w:pPr>
@@ -3135,10 +3024,6 @@
     </w:p>
     <w:p>
       <w:pPr>
-        <w:pBdr>
-          <w:top w:val="double" w:color="1A3A5C" w:sz="6"/>
-          <w:bottom w:val="single" w:color="B0C8E0" w:sz="4"/>
-        </w:pBdr>
         <w:spacing w:after="160" w:before="360"/>
         <w:jc w:val="center"/>
       </w:pPr>
@@ -3214,12 +3099,12 @@
       <w:tblPr>
         <w:tblW w:type="dxa" w:w="9070"/>
         <w:tblBorders>
-          <w:top w:val="single" w:color="auto" w:sz="4"/>
-          <w:left w:val="single" w:color="auto" w:sz="4"/>
-          <w:bottom w:val="single" w:color="auto" w:sz="4"/>
-          <w:right w:val="single" w:color="auto" w:sz="4"/>
-          <w:insideH w:val="single" w:color="auto" w:sz="4"/>
-          <w:insideV w:val="single" w:color="auto" w:sz="4"/>
+          <w:top w:val="nil"/>
+          <w:left w:val="nil"/>
+          <w:bottom w:val="nil"/>
+          <w:right w:val="nil"/>
+          <w:insideH w:val="nil"/>
+          <w:insideV w:val="nil"/>
         </w:tblBorders>
       </w:tblPr>
       <w:tblGrid>
@@ -3229,13 +3114,7 @@
         <w:tc>
           <w:tcPr>
             <w:tcW w:type="dxa" w:w="9070"/>
-            <w:tcBorders>
-              <w:top w:val="single" w:color="B0C8E0" w:sz="4"/>
-              <w:left w:val="single" w:color="B0C8E0" w:sz="4"/>
-              <w:bottom w:val="single" w:color="B0C8E0" w:sz="4"/>
-              <w:right w:val="single" w:color="B0C8E0" w:sz="4"/>
-            </w:tcBorders>
-            <w:shd w:fill="EAF1F8" w:val="clear"/>
+            <w:shd w:fill="FFFFFF" w:val="clear"/>
             <w:tcMar>
               <w:top w:type="dxa" w:w="200"/>
               <w:left w:type="dxa" w:w="300"/>
@@ -3305,6 +3184,955 @@
                 <w:szCs w:val="20"/>
               </w:rPr>
               <w:t xml:space="preserve">담임목사  박상혁  (인)</w:t>
+            </w:r>
+          </w:p>
+        </w:tc>
+      </w:tr>
+    </w:tbl>
+    <w:p/>
+    <w:p>
+      <w:r>
+        <w:rPr>
+          <w:rFonts w:ascii="맑은 고딕" w:hAnsi="맑은 고딕" w:eastAsia="맑은 고딕" w:cs="맑은 고딕"/>
+          <w:b/>
+          <w:color w:val="1A3A5C"/>
+          <w:sz w:val="24"/>
+        </w:rPr>
+        <w:t xml:space="preserve">■ 개정 이력  </w:t>
+      </w:r>
+      <w:r>
+        <w:rPr>
+          <w:rFonts w:ascii="맑은 고딕" w:hAnsi="맑은 고딕" w:eastAsia="맑은 고딕" w:cs="맑은 고딕"/>
+          <w:color w:val="9A8E84"/>
+          <w:sz w:val="20"/>
+        </w:rPr>
+        <w:t>Revision History</w:t>
+      </w:r>
+    </w:p>
+    <w:p>
+      <w:r>
+        <w:rPr>
+          <w:rFonts w:ascii="맑은 고딕" w:hAnsi="맑은 고딕" w:eastAsia="맑은 고딕" w:cs="맑은 고딕"/>
+          <w:color w:val="9A8E84"/>
+          <w:sz w:val="17"/>
+        </w:rPr>
+        <w:t>※ 본 문서는 공동의회 특별 의결로 제정·개정하며, 개정 시 아래 표에 기록합니다.</w:t>
+      </w:r>
+    </w:p>
+    <w:tbl>
+      <w:tblPr>
+        <w:tblW w:type="auto" w:w="0"/>
+        <w:jc w:val="center"/>
+        <w:tblLayout w:type="fixed"/>
+        <w:tblLook w:firstColumn="1" w:firstRow="1" w:lastColumn="0" w:lastRow="0" w:noHBand="0" w:noVBand="1" w:val="04A0"/>
+      </w:tblPr>
+      <w:tblGrid>
+        <w:gridCol w:w="1814"/>
+        <w:gridCol w:w="1814"/>
+        <w:gridCol w:w="1814"/>
+        <w:gridCol w:w="1814"/>
+        <w:gridCol w:w="1814"/>
+      </w:tblGrid>
+      <w:tr>
+        <w:tc>
+          <w:tcPr>
+            <w:tcW w:type="dxa" w:w="1100"/>
+            <w:tcBorders>
+              <w:top w:val="single" w:sz="4" w:space="0" w:color="B0C8E0"/>
+              <w:left w:val="single" w:sz="4" w:space="0" w:color="B0C8E0"/>
+              <w:bottom w:val="single" w:sz="4" w:space="0" w:color="B0C8E0"/>
+              <w:right w:val="single" w:sz="4" w:space="0" w:color="B0C8E0"/>
+            </w:tcBorders>
+            <w:shd w:val="clear" w:color="auto" w:fill="F2F2F2"/>
+          </w:tcPr>
+          <w:p>
+            <w:pPr>
+              <w:jc w:val="center"/>
+            </w:pPr>
+            <w:r/>
+            <w:r>
+              <w:rPr>
+                <w:rFonts w:ascii="맑은 고딕" w:hAnsi="맑은 고딕" w:eastAsia="맑은 고딕" w:cs="맑은 고딕"/>
+                <w:b/>
+                <w:color w:val="2C2114"/>
+                <w:sz w:val="18"/>
+              </w:rPr>
+              <w:t>차수</w:t>
+            </w:r>
+          </w:p>
+        </w:tc>
+        <w:tc>
+          <w:tcPr>
+            <w:tcW w:type="dxa" w:w="1700"/>
+            <w:tcBorders>
+              <w:top w:val="single" w:sz="4" w:space="0" w:color="B0C8E0"/>
+              <w:left w:val="single" w:sz="4" w:space="0" w:color="B0C8E0"/>
+              <w:bottom w:val="single" w:sz="4" w:space="0" w:color="B0C8E0"/>
+              <w:right w:val="single" w:sz="4" w:space="0" w:color="B0C8E0"/>
+            </w:tcBorders>
+            <w:shd w:val="clear" w:color="auto" w:fill="F2F2F2"/>
+          </w:tcPr>
+          <w:p>
+            <w:pPr>
+              <w:jc w:val="center"/>
+            </w:pPr>
+            <w:r/>
+            <w:r>
+              <w:rPr>
+                <w:rFonts w:ascii="맑은 고딕" w:hAnsi="맑은 고딕" w:eastAsia="맑은 고딕" w:cs="맑은 고딕"/>
+                <w:b/>
+                <w:color w:val="2C2114"/>
+                <w:sz w:val="18"/>
+              </w:rPr>
+              <w:t>개정일자</w:t>
+            </w:r>
+          </w:p>
+        </w:tc>
+        <w:tc>
+          <w:tcPr>
+            <w:tcW w:type="dxa" w:w="4200"/>
+            <w:tcBorders>
+              <w:top w:val="single" w:sz="4" w:space="0" w:color="B0C8E0"/>
+              <w:left w:val="single" w:sz="4" w:space="0" w:color="B0C8E0"/>
+              <w:bottom w:val="single" w:sz="4" w:space="0" w:color="B0C8E0"/>
+              <w:right w:val="single" w:sz="4" w:space="0" w:color="B0C8E0"/>
+            </w:tcBorders>
+            <w:shd w:val="clear" w:color="auto" w:fill="F2F2F2"/>
+          </w:tcPr>
+          <w:p>
+            <w:pPr>
+              <w:jc w:val="center"/>
+            </w:pPr>
+            <w:r/>
+            <w:r>
+              <w:rPr>
+                <w:rFonts w:ascii="맑은 고딕" w:hAnsi="맑은 고딕" w:eastAsia="맑은 고딕" w:cs="맑은 고딕"/>
+                <w:b/>
+                <w:color w:val="2C2114"/>
+                <w:sz w:val="18"/>
+              </w:rPr>
+              <w:t>개정 내용</w:t>
+            </w:r>
+          </w:p>
+        </w:tc>
+        <w:tc>
+          <w:tcPr>
+            <w:tcW w:type="dxa" w:w="1700"/>
+            <w:tcBorders>
+              <w:top w:val="single" w:sz="4" w:space="0" w:color="B0C8E0"/>
+              <w:left w:val="single" w:sz="4" w:space="0" w:color="B0C8E0"/>
+              <w:bottom w:val="single" w:sz="4" w:space="0" w:color="B0C8E0"/>
+              <w:right w:val="single" w:sz="4" w:space="0" w:color="B0C8E0"/>
+            </w:tcBorders>
+            <w:shd w:val="clear" w:color="auto" w:fill="F2F2F2"/>
+          </w:tcPr>
+          <w:p>
+            <w:pPr>
+              <w:jc w:val="center"/>
+            </w:pPr>
+            <w:r/>
+            <w:r>
+              <w:rPr>
+                <w:rFonts w:ascii="맑은 고딕" w:hAnsi="맑은 고딕" w:eastAsia="맑은 고딕" w:cs="맑은 고딕"/>
+                <w:b/>
+                <w:color w:val="2C2114"/>
+                <w:sz w:val="18"/>
+              </w:rPr>
+              <w:t>개정자</w:t>
+            </w:r>
+          </w:p>
+        </w:tc>
+        <w:tc>
+          <w:tcPr>
+            <w:tcW w:type="dxa" w:w="1700"/>
+            <w:tcBorders>
+              <w:top w:val="single" w:sz="4" w:space="0" w:color="B0C8E0"/>
+              <w:left w:val="single" w:sz="4" w:space="0" w:color="B0C8E0"/>
+              <w:bottom w:val="single" w:sz="4" w:space="0" w:color="B0C8E0"/>
+              <w:right w:val="single" w:sz="4" w:space="0" w:color="B0C8E0"/>
+            </w:tcBorders>
+            <w:shd w:val="clear" w:color="auto" w:fill="F2F2F2"/>
+          </w:tcPr>
+          <w:p>
+            <w:pPr>
+              <w:jc w:val="center"/>
+            </w:pPr>
+            <w:r/>
+            <w:r>
+              <w:rPr>
+                <w:rFonts w:ascii="맑은 고딕" w:hAnsi="맑은 고딕" w:eastAsia="맑은 고딕" w:cs="맑은 고딕"/>
+                <w:b/>
+                <w:color w:val="2C2114"/>
+                <w:sz w:val="18"/>
+              </w:rPr>
+              <w:t>승인자</w:t>
+            </w:r>
+          </w:p>
+        </w:tc>
+      </w:tr>
+      <w:tr>
+        <w:tc>
+          <w:tcPr>
+            <w:tcW w:type="dxa" w:w="1100"/>
+            <w:tcBorders>
+              <w:top w:val="single" w:sz="4" w:space="0" w:color="B0C8E0"/>
+              <w:left w:val="single" w:sz="4" w:space="0" w:color="B0C8E0"/>
+              <w:bottom w:val="single" w:sz="4" w:space="0" w:color="B0C8E0"/>
+              <w:right w:val="single" w:sz="4" w:space="0" w:color="B0C8E0"/>
+            </w:tcBorders>
+          </w:tcPr>
+          <w:p>
+            <w:pPr>
+              <w:jc w:val="center"/>
+            </w:pPr>
+            <w:r/>
+            <w:r>
+              <w:rPr>
+                <w:rFonts w:ascii="맑은 고딕" w:hAnsi="맑은 고딕" w:eastAsia="맑은 고딕" w:cs="맑은 고딕"/>
+                <w:b w:val="0"/>
+                <w:color w:val="2C2114"/>
+                <w:sz w:val="18"/>
+              </w:rPr>
+              <w:t>제정</w:t>
+            </w:r>
+          </w:p>
+        </w:tc>
+        <w:tc>
+          <w:tcPr>
+            <w:tcW w:type="dxa" w:w="1700"/>
+            <w:tcBorders>
+              <w:top w:val="single" w:sz="4" w:space="0" w:color="B0C8E0"/>
+              <w:left w:val="single" w:sz="4" w:space="0" w:color="B0C8E0"/>
+              <w:bottom w:val="single" w:sz="4" w:space="0" w:color="B0C8E0"/>
+              <w:right w:val="single" w:sz="4" w:space="0" w:color="B0C8E0"/>
+            </w:tcBorders>
+          </w:tcPr>
+          <w:p>
+            <w:pPr>
+              <w:jc w:val="center"/>
+            </w:pPr>
+            <w:r/>
+            <w:r>
+              <w:rPr>
+                <w:rFonts w:ascii="맑은 고딕" w:hAnsi="맑은 고딕" w:eastAsia="맑은 고딕" w:cs="맑은 고딕"/>
+                <w:b w:val="0"/>
+                <w:color w:val="2C2114"/>
+                <w:sz w:val="18"/>
+              </w:rPr>
+              <w:t>20      .      .</w:t>
+            </w:r>
+          </w:p>
+        </w:tc>
+        <w:tc>
+          <w:tcPr>
+            <w:tcW w:type="dxa" w:w="4200"/>
+            <w:tcBorders>
+              <w:top w:val="single" w:sz="4" w:space="0" w:color="B0C8E0"/>
+              <w:left w:val="single" w:sz="4" w:space="0" w:color="B0C8E0"/>
+              <w:bottom w:val="single" w:sz="4" w:space="0" w:color="B0C8E0"/>
+              <w:right w:val="single" w:sz="4" w:space="0" w:color="B0C8E0"/>
+            </w:tcBorders>
+          </w:tcPr>
+          <w:p>
+            <w:pPr>
+              <w:jc w:val="left"/>
+            </w:pPr>
+            <w:r/>
+            <w:r>
+              <w:rPr>
+                <w:rFonts w:ascii="맑은 고딕" w:hAnsi="맑은 고딕" w:eastAsia="맑은 고딕" w:cs="맑은 고딕"/>
+                <w:b w:val="0"/>
+                <w:color w:val="2C2114"/>
+                <w:sz w:val="18"/>
+              </w:rPr>
+              <w:t>최초 제정</w:t>
+            </w:r>
+          </w:p>
+        </w:tc>
+        <w:tc>
+          <w:tcPr>
+            <w:tcW w:type="dxa" w:w="1700"/>
+            <w:tcBorders>
+              <w:top w:val="single" w:sz="4" w:space="0" w:color="B0C8E0"/>
+              <w:left w:val="single" w:sz="4" w:space="0" w:color="B0C8E0"/>
+              <w:bottom w:val="single" w:sz="4" w:space="0" w:color="B0C8E0"/>
+              <w:right w:val="single" w:sz="4" w:space="0" w:color="B0C8E0"/>
+            </w:tcBorders>
+          </w:tcPr>
+          <w:p>
+            <w:pPr>
+              <w:jc w:val="center"/>
+            </w:pPr>
+            <w:r/>
+            <w:r>
+              <w:rPr>
+                <w:rFonts w:ascii="맑은 고딕" w:hAnsi="맑은 고딕" w:eastAsia="맑은 고딕" w:cs="맑은 고딕"/>
+                <w:b w:val="0"/>
+                <w:color w:val="2C2114"/>
+                <w:sz w:val="18"/>
+              </w:rPr>
+              <w:t>—</w:t>
+            </w:r>
+          </w:p>
+        </w:tc>
+        <w:tc>
+          <w:tcPr>
+            <w:tcW w:type="dxa" w:w="1700"/>
+            <w:tcBorders>
+              <w:top w:val="single" w:sz="4" w:space="0" w:color="B0C8E0"/>
+              <w:left w:val="single" w:sz="4" w:space="0" w:color="B0C8E0"/>
+              <w:bottom w:val="single" w:sz="4" w:space="0" w:color="B0C8E0"/>
+              <w:right w:val="single" w:sz="4" w:space="0" w:color="B0C8E0"/>
+            </w:tcBorders>
+          </w:tcPr>
+          <w:p>
+            <w:pPr>
+              <w:jc w:val="center"/>
+            </w:pPr>
+            <w:r/>
+            <w:r>
+              <w:rPr>
+                <w:rFonts w:ascii="맑은 고딕" w:hAnsi="맑은 고딕" w:eastAsia="맑은 고딕" w:cs="맑은 고딕"/>
+                <w:b w:val="0"/>
+                <w:color w:val="2C2114"/>
+                <w:sz w:val="18"/>
+              </w:rPr>
+              <w:t>공동의회 의결</w:t>
+            </w:r>
+          </w:p>
+        </w:tc>
+      </w:tr>
+      <w:tr>
+        <w:tc>
+          <w:tcPr>
+            <w:tcW w:type="dxa" w:w="1100"/>
+            <w:tcBorders>
+              <w:top w:val="single" w:sz="4" w:space="0" w:color="B0C8E0"/>
+              <w:left w:val="single" w:sz="4" w:space="0" w:color="B0C8E0"/>
+              <w:bottom w:val="single" w:sz="4" w:space="0" w:color="B0C8E0"/>
+              <w:right w:val="single" w:sz="4" w:space="0" w:color="B0C8E0"/>
+            </w:tcBorders>
+          </w:tcPr>
+          <w:p>
+            <w:pPr>
+              <w:jc w:val="center"/>
+            </w:pPr>
+            <w:r/>
+            <w:r>
+              <w:rPr>
+                <w:rFonts w:ascii="맑은 고딕" w:hAnsi="맑은 고딕" w:eastAsia="맑은 고딕" w:cs="맑은 고딕"/>
+                <w:b w:val="0"/>
+                <w:color w:val="2C2114"/>
+                <w:sz w:val="18"/>
+              </w:rPr>
+            </w:r>
+          </w:p>
+        </w:tc>
+        <w:tc>
+          <w:tcPr>
+            <w:tcW w:type="dxa" w:w="1700"/>
+            <w:tcBorders>
+              <w:top w:val="single" w:sz="4" w:space="0" w:color="B0C8E0"/>
+              <w:left w:val="single" w:sz="4" w:space="0" w:color="B0C8E0"/>
+              <w:bottom w:val="single" w:sz="4" w:space="0" w:color="B0C8E0"/>
+              <w:right w:val="single" w:sz="4" w:space="0" w:color="B0C8E0"/>
+            </w:tcBorders>
+          </w:tcPr>
+          <w:p>
+            <w:pPr>
+              <w:jc w:val="center"/>
+            </w:pPr>
+            <w:r/>
+            <w:r>
+              <w:rPr>
+                <w:rFonts w:ascii="맑은 고딕" w:hAnsi="맑은 고딕" w:eastAsia="맑은 고딕" w:cs="맑은 고딕"/>
+                <w:b w:val="0"/>
+                <w:color w:val="2C2114"/>
+                <w:sz w:val="18"/>
+              </w:rPr>
+            </w:r>
+          </w:p>
+        </w:tc>
+        <w:tc>
+          <w:tcPr>
+            <w:tcW w:type="dxa" w:w="4200"/>
+            <w:tcBorders>
+              <w:top w:val="single" w:sz="4" w:space="0" w:color="B0C8E0"/>
+              <w:left w:val="single" w:sz="4" w:space="0" w:color="B0C8E0"/>
+              <w:bottom w:val="single" w:sz="4" w:space="0" w:color="B0C8E0"/>
+              <w:right w:val="single" w:sz="4" w:space="0" w:color="B0C8E0"/>
+            </w:tcBorders>
+          </w:tcPr>
+          <w:p>
+            <w:pPr>
+              <w:jc w:val="center"/>
+            </w:pPr>
+            <w:r/>
+            <w:r>
+              <w:rPr>
+                <w:rFonts w:ascii="맑은 고딕" w:hAnsi="맑은 고딕" w:eastAsia="맑은 고딕" w:cs="맑은 고딕"/>
+                <w:b w:val="0"/>
+                <w:color w:val="2C2114"/>
+                <w:sz w:val="18"/>
+              </w:rPr>
+            </w:r>
+          </w:p>
+        </w:tc>
+        <w:tc>
+          <w:tcPr>
+            <w:tcW w:type="dxa" w:w="1700"/>
+            <w:tcBorders>
+              <w:top w:val="single" w:sz="4" w:space="0" w:color="B0C8E0"/>
+              <w:left w:val="single" w:sz="4" w:space="0" w:color="B0C8E0"/>
+              <w:bottom w:val="single" w:sz="4" w:space="0" w:color="B0C8E0"/>
+              <w:right w:val="single" w:sz="4" w:space="0" w:color="B0C8E0"/>
+            </w:tcBorders>
+          </w:tcPr>
+          <w:p>
+            <w:pPr>
+              <w:jc w:val="center"/>
+            </w:pPr>
+            <w:r/>
+            <w:r>
+              <w:rPr>
+                <w:rFonts w:ascii="맑은 고딕" w:hAnsi="맑은 고딕" w:eastAsia="맑은 고딕" w:cs="맑은 고딕"/>
+                <w:b w:val="0"/>
+                <w:color w:val="2C2114"/>
+                <w:sz w:val="18"/>
+              </w:rPr>
+            </w:r>
+          </w:p>
+        </w:tc>
+        <w:tc>
+          <w:tcPr>
+            <w:tcW w:type="dxa" w:w="1700"/>
+            <w:tcBorders>
+              <w:top w:val="single" w:sz="4" w:space="0" w:color="B0C8E0"/>
+              <w:left w:val="single" w:sz="4" w:space="0" w:color="B0C8E0"/>
+              <w:bottom w:val="single" w:sz="4" w:space="0" w:color="B0C8E0"/>
+              <w:right w:val="single" w:sz="4" w:space="0" w:color="B0C8E0"/>
+            </w:tcBorders>
+          </w:tcPr>
+          <w:p>
+            <w:pPr>
+              <w:jc w:val="center"/>
+            </w:pPr>
+            <w:r/>
+            <w:r>
+              <w:rPr>
+                <w:rFonts w:ascii="맑은 고딕" w:hAnsi="맑은 고딕" w:eastAsia="맑은 고딕" w:cs="맑은 고딕"/>
+                <w:b w:val="0"/>
+                <w:color w:val="2C2114"/>
+                <w:sz w:val="18"/>
+              </w:rPr>
+            </w:r>
+          </w:p>
+        </w:tc>
+      </w:tr>
+      <w:tr>
+        <w:tc>
+          <w:tcPr>
+            <w:tcW w:type="dxa" w:w="1100"/>
+            <w:tcBorders>
+              <w:top w:val="single" w:sz="4" w:space="0" w:color="B0C8E0"/>
+              <w:left w:val="single" w:sz="4" w:space="0" w:color="B0C8E0"/>
+              <w:bottom w:val="single" w:sz="4" w:space="0" w:color="B0C8E0"/>
+              <w:right w:val="single" w:sz="4" w:space="0" w:color="B0C8E0"/>
+            </w:tcBorders>
+          </w:tcPr>
+          <w:p>
+            <w:pPr>
+              <w:jc w:val="center"/>
+            </w:pPr>
+            <w:r/>
+            <w:r>
+              <w:rPr>
+                <w:rFonts w:ascii="맑은 고딕" w:hAnsi="맑은 고딕" w:eastAsia="맑은 고딕" w:cs="맑은 고딕"/>
+                <w:b w:val="0"/>
+                <w:color w:val="2C2114"/>
+                <w:sz w:val="18"/>
+              </w:rPr>
+            </w:r>
+          </w:p>
+        </w:tc>
+        <w:tc>
+          <w:tcPr>
+            <w:tcW w:type="dxa" w:w="1700"/>
+            <w:tcBorders>
+              <w:top w:val="single" w:sz="4" w:space="0" w:color="B0C8E0"/>
+              <w:left w:val="single" w:sz="4" w:space="0" w:color="B0C8E0"/>
+              <w:bottom w:val="single" w:sz="4" w:space="0" w:color="B0C8E0"/>
+              <w:right w:val="single" w:sz="4" w:space="0" w:color="B0C8E0"/>
+            </w:tcBorders>
+          </w:tcPr>
+          <w:p>
+            <w:pPr>
+              <w:jc w:val="center"/>
+            </w:pPr>
+            <w:r/>
+            <w:r>
+              <w:rPr>
+                <w:rFonts w:ascii="맑은 고딕" w:hAnsi="맑은 고딕" w:eastAsia="맑은 고딕" w:cs="맑은 고딕"/>
+                <w:b w:val="0"/>
+                <w:color w:val="2C2114"/>
+                <w:sz w:val="18"/>
+              </w:rPr>
+            </w:r>
+          </w:p>
+        </w:tc>
+        <w:tc>
+          <w:tcPr>
+            <w:tcW w:type="dxa" w:w="4200"/>
+            <w:tcBorders>
+              <w:top w:val="single" w:sz="4" w:space="0" w:color="B0C8E0"/>
+              <w:left w:val="single" w:sz="4" w:space="0" w:color="B0C8E0"/>
+              <w:bottom w:val="single" w:sz="4" w:space="0" w:color="B0C8E0"/>
+              <w:right w:val="single" w:sz="4" w:space="0" w:color="B0C8E0"/>
+            </w:tcBorders>
+          </w:tcPr>
+          <w:p>
+            <w:pPr>
+              <w:jc w:val="center"/>
+            </w:pPr>
+            <w:r/>
+            <w:r>
+              <w:rPr>
+                <w:rFonts w:ascii="맑은 고딕" w:hAnsi="맑은 고딕" w:eastAsia="맑은 고딕" w:cs="맑은 고딕"/>
+                <w:b w:val="0"/>
+                <w:color w:val="2C2114"/>
+                <w:sz w:val="18"/>
+              </w:rPr>
+            </w:r>
+          </w:p>
+        </w:tc>
+        <w:tc>
+          <w:tcPr>
+            <w:tcW w:type="dxa" w:w="1700"/>
+            <w:tcBorders>
+              <w:top w:val="single" w:sz="4" w:space="0" w:color="B0C8E0"/>
+              <w:left w:val="single" w:sz="4" w:space="0" w:color="B0C8E0"/>
+              <w:bottom w:val="single" w:sz="4" w:space="0" w:color="B0C8E0"/>
+              <w:right w:val="single" w:sz="4" w:space="0" w:color="B0C8E0"/>
+            </w:tcBorders>
+          </w:tcPr>
+          <w:p>
+            <w:pPr>
+              <w:jc w:val="center"/>
+            </w:pPr>
+            <w:r/>
+            <w:r>
+              <w:rPr>
+                <w:rFonts w:ascii="맑은 고딕" w:hAnsi="맑은 고딕" w:eastAsia="맑은 고딕" w:cs="맑은 고딕"/>
+                <w:b w:val="0"/>
+                <w:color w:val="2C2114"/>
+                <w:sz w:val="18"/>
+              </w:rPr>
+            </w:r>
+          </w:p>
+        </w:tc>
+        <w:tc>
+          <w:tcPr>
+            <w:tcW w:type="dxa" w:w="1700"/>
+            <w:tcBorders>
+              <w:top w:val="single" w:sz="4" w:space="0" w:color="B0C8E0"/>
+              <w:left w:val="single" w:sz="4" w:space="0" w:color="B0C8E0"/>
+              <w:bottom w:val="single" w:sz="4" w:space="0" w:color="B0C8E0"/>
+              <w:right w:val="single" w:sz="4" w:space="0" w:color="B0C8E0"/>
+            </w:tcBorders>
+          </w:tcPr>
+          <w:p>
+            <w:pPr>
+              <w:jc w:val="center"/>
+            </w:pPr>
+            <w:r/>
+            <w:r>
+              <w:rPr>
+                <w:rFonts w:ascii="맑은 고딕" w:hAnsi="맑은 고딕" w:eastAsia="맑은 고딕" w:cs="맑은 고딕"/>
+                <w:b w:val="0"/>
+                <w:color w:val="2C2114"/>
+                <w:sz w:val="18"/>
+              </w:rPr>
+            </w:r>
+          </w:p>
+        </w:tc>
+      </w:tr>
+      <w:tr>
+        <w:tc>
+          <w:tcPr>
+            <w:tcW w:type="dxa" w:w="1100"/>
+            <w:tcBorders>
+              <w:top w:val="single" w:sz="4" w:space="0" w:color="B0C8E0"/>
+              <w:left w:val="single" w:sz="4" w:space="0" w:color="B0C8E0"/>
+              <w:bottom w:val="single" w:sz="4" w:space="0" w:color="B0C8E0"/>
+              <w:right w:val="single" w:sz="4" w:space="0" w:color="B0C8E0"/>
+            </w:tcBorders>
+          </w:tcPr>
+          <w:p>
+            <w:pPr>
+              <w:jc w:val="center"/>
+            </w:pPr>
+            <w:r/>
+            <w:r>
+              <w:rPr>
+                <w:rFonts w:ascii="맑은 고딕" w:hAnsi="맑은 고딕" w:eastAsia="맑은 고딕" w:cs="맑은 고딕"/>
+                <w:b w:val="0"/>
+                <w:color w:val="2C2114"/>
+                <w:sz w:val="18"/>
+              </w:rPr>
+            </w:r>
+          </w:p>
+        </w:tc>
+        <w:tc>
+          <w:tcPr>
+            <w:tcW w:type="dxa" w:w="1700"/>
+            <w:tcBorders>
+              <w:top w:val="single" w:sz="4" w:space="0" w:color="B0C8E0"/>
+              <w:left w:val="single" w:sz="4" w:space="0" w:color="B0C8E0"/>
+              <w:bottom w:val="single" w:sz="4" w:space="0" w:color="B0C8E0"/>
+              <w:right w:val="single" w:sz="4" w:space="0" w:color="B0C8E0"/>
+            </w:tcBorders>
+          </w:tcPr>
+          <w:p>
+            <w:pPr>
+              <w:jc w:val="center"/>
+            </w:pPr>
+            <w:r/>
+            <w:r>
+              <w:rPr>
+                <w:rFonts w:ascii="맑은 고딕" w:hAnsi="맑은 고딕" w:eastAsia="맑은 고딕" w:cs="맑은 고딕"/>
+                <w:b w:val="0"/>
+                <w:color w:val="2C2114"/>
+                <w:sz w:val="18"/>
+              </w:rPr>
+            </w:r>
+          </w:p>
+        </w:tc>
+        <w:tc>
+          <w:tcPr>
+            <w:tcW w:type="dxa" w:w="4200"/>
+            <w:tcBorders>
+              <w:top w:val="single" w:sz="4" w:space="0" w:color="B0C8E0"/>
+              <w:left w:val="single" w:sz="4" w:space="0" w:color="B0C8E0"/>
+              <w:bottom w:val="single" w:sz="4" w:space="0" w:color="B0C8E0"/>
+              <w:right w:val="single" w:sz="4" w:space="0" w:color="B0C8E0"/>
+            </w:tcBorders>
+          </w:tcPr>
+          <w:p>
+            <w:pPr>
+              <w:jc w:val="center"/>
+            </w:pPr>
+            <w:r/>
+            <w:r>
+              <w:rPr>
+                <w:rFonts w:ascii="맑은 고딕" w:hAnsi="맑은 고딕" w:eastAsia="맑은 고딕" w:cs="맑은 고딕"/>
+                <w:b w:val="0"/>
+                <w:color w:val="2C2114"/>
+                <w:sz w:val="18"/>
+              </w:rPr>
+            </w:r>
+          </w:p>
+        </w:tc>
+        <w:tc>
+          <w:tcPr>
+            <w:tcW w:type="dxa" w:w="1700"/>
+            <w:tcBorders>
+              <w:top w:val="single" w:sz="4" w:space="0" w:color="B0C8E0"/>
+              <w:left w:val="single" w:sz="4" w:space="0" w:color="B0C8E0"/>
+              <w:bottom w:val="single" w:sz="4" w:space="0" w:color="B0C8E0"/>
+              <w:right w:val="single" w:sz="4" w:space="0" w:color="B0C8E0"/>
+            </w:tcBorders>
+          </w:tcPr>
+          <w:p>
+            <w:pPr>
+              <w:jc w:val="center"/>
+            </w:pPr>
+            <w:r/>
+            <w:r>
+              <w:rPr>
+                <w:rFonts w:ascii="맑은 고딕" w:hAnsi="맑은 고딕" w:eastAsia="맑은 고딕" w:cs="맑은 고딕"/>
+                <w:b w:val="0"/>
+                <w:color w:val="2C2114"/>
+                <w:sz w:val="18"/>
+              </w:rPr>
+            </w:r>
+          </w:p>
+        </w:tc>
+        <w:tc>
+          <w:tcPr>
+            <w:tcW w:type="dxa" w:w="1700"/>
+            <w:tcBorders>
+              <w:top w:val="single" w:sz="4" w:space="0" w:color="B0C8E0"/>
+              <w:left w:val="single" w:sz="4" w:space="0" w:color="B0C8E0"/>
+              <w:bottom w:val="single" w:sz="4" w:space="0" w:color="B0C8E0"/>
+              <w:right w:val="single" w:sz="4" w:space="0" w:color="B0C8E0"/>
+            </w:tcBorders>
+          </w:tcPr>
+          <w:p>
+            <w:pPr>
+              <w:jc w:val="center"/>
+            </w:pPr>
+            <w:r/>
+            <w:r>
+              <w:rPr>
+                <w:rFonts w:ascii="맑은 고딕" w:hAnsi="맑은 고딕" w:eastAsia="맑은 고딕" w:cs="맑은 고딕"/>
+                <w:b w:val="0"/>
+                <w:color w:val="2C2114"/>
+                <w:sz w:val="18"/>
+              </w:rPr>
+            </w:r>
+          </w:p>
+        </w:tc>
+      </w:tr>
+      <w:tr>
+        <w:tc>
+          <w:tcPr>
+            <w:tcW w:type="dxa" w:w="1100"/>
+            <w:tcBorders>
+              <w:top w:val="single" w:sz="4" w:space="0" w:color="B0C8E0"/>
+              <w:left w:val="single" w:sz="4" w:space="0" w:color="B0C8E0"/>
+              <w:bottom w:val="single" w:sz="4" w:space="0" w:color="B0C8E0"/>
+              <w:right w:val="single" w:sz="4" w:space="0" w:color="B0C8E0"/>
+            </w:tcBorders>
+          </w:tcPr>
+          <w:p>
+            <w:pPr>
+              <w:jc w:val="center"/>
+            </w:pPr>
+            <w:r/>
+            <w:r>
+              <w:rPr>
+                <w:rFonts w:ascii="맑은 고딕" w:hAnsi="맑은 고딕" w:eastAsia="맑은 고딕" w:cs="맑은 고딕"/>
+                <w:b w:val="0"/>
+                <w:color w:val="2C2114"/>
+                <w:sz w:val="18"/>
+              </w:rPr>
+            </w:r>
+          </w:p>
+        </w:tc>
+        <w:tc>
+          <w:tcPr>
+            <w:tcW w:type="dxa" w:w="1700"/>
+            <w:tcBorders>
+              <w:top w:val="single" w:sz="4" w:space="0" w:color="B0C8E0"/>
+              <w:left w:val="single" w:sz="4" w:space="0" w:color="B0C8E0"/>
+              <w:bottom w:val="single" w:sz="4" w:space="0" w:color="B0C8E0"/>
+              <w:right w:val="single" w:sz="4" w:space="0" w:color="B0C8E0"/>
+            </w:tcBorders>
+          </w:tcPr>
+          <w:p>
+            <w:pPr>
+              <w:jc w:val="center"/>
+            </w:pPr>
+            <w:r/>
+            <w:r>
+              <w:rPr>
+                <w:rFonts w:ascii="맑은 고딕" w:hAnsi="맑은 고딕" w:eastAsia="맑은 고딕" w:cs="맑은 고딕"/>
+                <w:b w:val="0"/>
+                <w:color w:val="2C2114"/>
+                <w:sz w:val="18"/>
+              </w:rPr>
+            </w:r>
+          </w:p>
+        </w:tc>
+        <w:tc>
+          <w:tcPr>
+            <w:tcW w:type="dxa" w:w="4200"/>
+            <w:tcBorders>
+              <w:top w:val="single" w:sz="4" w:space="0" w:color="B0C8E0"/>
+              <w:left w:val="single" w:sz="4" w:space="0" w:color="B0C8E0"/>
+              <w:bottom w:val="single" w:sz="4" w:space="0" w:color="B0C8E0"/>
+              <w:right w:val="single" w:sz="4" w:space="0" w:color="B0C8E0"/>
+            </w:tcBorders>
+          </w:tcPr>
+          <w:p>
+            <w:pPr>
+              <w:jc w:val="center"/>
+            </w:pPr>
+            <w:r/>
+            <w:r>
+              <w:rPr>
+                <w:rFonts w:ascii="맑은 고딕" w:hAnsi="맑은 고딕" w:eastAsia="맑은 고딕" w:cs="맑은 고딕"/>
+                <w:b w:val="0"/>
+                <w:color w:val="2C2114"/>
+                <w:sz w:val="18"/>
+              </w:rPr>
+            </w:r>
+          </w:p>
+        </w:tc>
+        <w:tc>
+          <w:tcPr>
+            <w:tcW w:type="dxa" w:w="1700"/>
+            <w:tcBorders>
+              <w:top w:val="single" w:sz="4" w:space="0" w:color="B0C8E0"/>
+              <w:left w:val="single" w:sz="4" w:space="0" w:color="B0C8E0"/>
+              <w:bottom w:val="single" w:sz="4" w:space="0" w:color="B0C8E0"/>
+              <w:right w:val="single" w:sz="4" w:space="0" w:color="B0C8E0"/>
+            </w:tcBorders>
+          </w:tcPr>
+          <w:p>
+            <w:pPr>
+              <w:jc w:val="center"/>
+            </w:pPr>
+            <w:r/>
+            <w:r>
+              <w:rPr>
+                <w:rFonts w:ascii="맑은 고딕" w:hAnsi="맑은 고딕" w:eastAsia="맑은 고딕" w:cs="맑은 고딕"/>
+                <w:b w:val="0"/>
+                <w:color w:val="2C2114"/>
+                <w:sz w:val="18"/>
+              </w:rPr>
+            </w:r>
+          </w:p>
+        </w:tc>
+        <w:tc>
+          <w:tcPr>
+            <w:tcW w:type="dxa" w:w="1700"/>
+            <w:tcBorders>
+              <w:top w:val="single" w:sz="4" w:space="0" w:color="B0C8E0"/>
+              <w:left w:val="single" w:sz="4" w:space="0" w:color="B0C8E0"/>
+              <w:bottom w:val="single" w:sz="4" w:space="0" w:color="B0C8E0"/>
+              <w:right w:val="single" w:sz="4" w:space="0" w:color="B0C8E0"/>
+            </w:tcBorders>
+          </w:tcPr>
+          <w:p>
+            <w:pPr>
+              <w:jc w:val="center"/>
+            </w:pPr>
+            <w:r/>
+            <w:r>
+              <w:rPr>
+                <w:rFonts w:ascii="맑은 고딕" w:hAnsi="맑은 고딕" w:eastAsia="맑은 고딕" w:cs="맑은 고딕"/>
+                <w:b w:val="0"/>
+                <w:color w:val="2C2114"/>
+                <w:sz w:val="18"/>
+              </w:rPr>
+            </w:r>
+          </w:p>
+        </w:tc>
+      </w:tr>
+      <w:tr>
+        <w:tc>
+          <w:tcPr>
+            <w:tcW w:type="dxa" w:w="1100"/>
+            <w:tcBorders>
+              <w:top w:val="single" w:sz="4" w:space="0" w:color="B0C8E0"/>
+              <w:left w:val="single" w:sz="4" w:space="0" w:color="B0C8E0"/>
+              <w:bottom w:val="single" w:sz="4" w:space="0" w:color="B0C8E0"/>
+              <w:right w:val="single" w:sz="4" w:space="0" w:color="B0C8E0"/>
+            </w:tcBorders>
+          </w:tcPr>
+          <w:p>
+            <w:pPr>
+              <w:jc w:val="center"/>
+            </w:pPr>
+            <w:r/>
+            <w:r>
+              <w:rPr>
+                <w:rFonts w:ascii="맑은 고딕" w:hAnsi="맑은 고딕" w:eastAsia="맑은 고딕" w:cs="맑은 고딕"/>
+                <w:b w:val="0"/>
+                <w:color w:val="2C2114"/>
+                <w:sz w:val="18"/>
+              </w:rPr>
+            </w:r>
+          </w:p>
+        </w:tc>
+        <w:tc>
+          <w:tcPr>
+            <w:tcW w:type="dxa" w:w="1700"/>
+            <w:tcBorders>
+              <w:top w:val="single" w:sz="4" w:space="0" w:color="B0C8E0"/>
+              <w:left w:val="single" w:sz="4" w:space="0" w:color="B0C8E0"/>
+              <w:bottom w:val="single" w:sz="4" w:space="0" w:color="B0C8E0"/>
+              <w:right w:val="single" w:sz="4" w:space="0" w:color="B0C8E0"/>
+            </w:tcBorders>
+          </w:tcPr>
+          <w:p>
+            <w:pPr>
+              <w:jc w:val="center"/>
+            </w:pPr>
+            <w:r/>
+            <w:r>
+              <w:rPr>
+                <w:rFonts w:ascii="맑은 고딕" w:hAnsi="맑은 고딕" w:eastAsia="맑은 고딕" w:cs="맑은 고딕"/>
+                <w:b w:val="0"/>
+                <w:color w:val="2C2114"/>
+                <w:sz w:val="18"/>
+              </w:rPr>
+            </w:r>
+          </w:p>
+        </w:tc>
+        <w:tc>
+          <w:tcPr>
+            <w:tcW w:type="dxa" w:w="4200"/>
+            <w:tcBorders>
+              <w:top w:val="single" w:sz="4" w:space="0" w:color="B0C8E0"/>
+              <w:left w:val="single" w:sz="4" w:space="0" w:color="B0C8E0"/>
+              <w:bottom w:val="single" w:sz="4" w:space="0" w:color="B0C8E0"/>
+              <w:right w:val="single" w:sz="4" w:space="0" w:color="B0C8E0"/>
+            </w:tcBorders>
+          </w:tcPr>
+          <w:p>
+            <w:pPr>
+              <w:jc w:val="center"/>
+            </w:pPr>
+            <w:r/>
+            <w:r>
+              <w:rPr>
+                <w:rFonts w:ascii="맑은 고딕" w:hAnsi="맑은 고딕" w:eastAsia="맑은 고딕" w:cs="맑은 고딕"/>
+                <w:b w:val="0"/>
+                <w:color w:val="2C2114"/>
+                <w:sz w:val="18"/>
+              </w:rPr>
+            </w:r>
+          </w:p>
+        </w:tc>
+        <w:tc>
+          <w:tcPr>
+            <w:tcW w:type="dxa" w:w="1700"/>
+            <w:tcBorders>
+              <w:top w:val="single" w:sz="4" w:space="0" w:color="B0C8E0"/>
+              <w:left w:val="single" w:sz="4" w:space="0" w:color="B0C8E0"/>
+              <w:bottom w:val="single" w:sz="4" w:space="0" w:color="B0C8E0"/>
+              <w:right w:val="single" w:sz="4" w:space="0" w:color="B0C8E0"/>
+            </w:tcBorders>
+          </w:tcPr>
+          <w:p>
+            <w:pPr>
+              <w:jc w:val="center"/>
+            </w:pPr>
+            <w:r/>
+            <w:r>
+              <w:rPr>
+                <w:rFonts w:ascii="맑은 고딕" w:hAnsi="맑은 고딕" w:eastAsia="맑은 고딕" w:cs="맑은 고딕"/>
+                <w:b w:val="0"/>
+                <w:color w:val="2C2114"/>
+                <w:sz w:val="18"/>
+              </w:rPr>
+            </w:r>
+          </w:p>
+        </w:tc>
+        <w:tc>
+          <w:tcPr>
+            <w:tcW w:type="dxa" w:w="1700"/>
+            <w:tcBorders>
+              <w:top w:val="single" w:sz="4" w:space="0" w:color="B0C8E0"/>
+              <w:left w:val="single" w:sz="4" w:space="0" w:color="B0C8E0"/>
+              <w:bottom w:val="single" w:sz="4" w:space="0" w:color="B0C8E0"/>
+              <w:right w:val="single" w:sz="4" w:space="0" w:color="B0C8E0"/>
+            </w:tcBorders>
+          </w:tcPr>
+          <w:p>
+            <w:pPr>
+              <w:jc w:val="center"/>
+            </w:pPr>
+            <w:r/>
+            <w:r>
+              <w:rPr>
+                <w:rFonts w:ascii="맑은 고딕" w:hAnsi="맑은 고딕" w:eastAsia="맑은 고딕" w:cs="맑은 고딕"/>
+                <w:b w:val="0"/>
+                <w:color w:val="2C2114"/>
+                <w:sz w:val="18"/>
+              </w:rPr>
             </w:r>
           </w:p>
         </w:tc>
@@ -3367,9 +4195,6 @@
 <w:ftr xmlns:wpc="http://schemas.microsoft.com/office/word/2010/wordprocessingCanvas" xmlns:mc="http://schemas.openxmlformats.org/markup-compatibility/2006" xmlns:o="urn:schemas-microsoft-com:office:office" xmlns:r="http://schemas.openxmlformats.org/officeDocument/2006/relationships" xmlns:m="http://schemas.openxmlformats.org/officeDocument/2006/math" xmlns:v="urn:schemas-microsoft-com:vml" xmlns:wp14="http://schemas.microsoft.com/office/word/2010/wordprocessingDrawing" xmlns:wp="http://schemas.openxmlformats.org/drawingml/2006/wordprocessingDrawing" xmlns:w10="urn:schemas-microsoft-com:office:word" xmlns:w="http://schemas.openxmlformats.org/wordprocessingml/2006/main" xmlns:w14="http://schemas.microsoft.com/office/word/2010/wordml" xmlns:w15="http://schemas.microsoft.com/office/word/2012/wordml" xmlns:wpg="http://schemas.microsoft.com/office/word/2010/wordprocessingGroup" xmlns:wpi="http://schemas.microsoft.com/office/word/2010/wordprocessingInk" xmlns:wne="http://schemas.microsoft.com/office/word/2006/wordml" xmlns:wps="http://schemas.microsoft.com/office/word/2010/wordprocessingShape">
   <w:p>
     <w:pPr>
-      <w:pBdr>
-        <w:top w:val="single" w:color="B0C8E0" w:sz="4"/>
-      </w:pBdr>
       <w:tabs>
         <w:tab w:val="right" w:pos="9070"/>
       </w:tabs>
@@ -3429,9 +4254,6 @@
 <w:hdr xmlns:wpc="http://schemas.microsoft.com/office/word/2010/wordprocessingCanvas" xmlns:mc="http://schemas.openxmlformats.org/markup-compatibility/2006" xmlns:o="urn:schemas-microsoft-com:office:office" xmlns:r="http://schemas.openxmlformats.org/officeDocument/2006/relationships" xmlns:m="http://schemas.openxmlformats.org/officeDocument/2006/math" xmlns:v="urn:schemas-microsoft-com:vml" xmlns:wp14="http://schemas.microsoft.com/office/word/2010/wordprocessingDrawing" xmlns:wp="http://schemas.openxmlformats.org/drawingml/2006/wordprocessingDrawing" xmlns:w10="urn:schemas-microsoft-com:office:word" xmlns:w="http://schemas.openxmlformats.org/wordprocessingml/2006/main" xmlns:w14="http://schemas.microsoft.com/office/word/2010/wordml" xmlns:w15="http://schemas.microsoft.com/office/word/2012/wordml" xmlns:wpg="http://schemas.microsoft.com/office/word/2010/wordprocessingGroup" xmlns:wpi="http://schemas.microsoft.com/office/word/2010/wordprocessingInk" xmlns:wne="http://schemas.microsoft.com/office/word/2006/wordml" xmlns:wps="http://schemas.microsoft.com/office/word/2010/wordprocessingShape" xmlns:cx="http://schemas.microsoft.com/office/drawing/2014/chartex" xmlns:cx1="http://schemas.microsoft.com/office/drawing/2015/9/8/chartex" xmlns:cx2="http://schemas.microsoft.com/office/drawing/2015/10/21/chartex" xmlns:cx3="http://schemas.microsoft.com/office/drawing/2016/5/9/chartex" xmlns:cx4="http://schemas.microsoft.com/office/drawing/2016/5/10/chartex" xmlns:cx5="http://schemas.microsoft.com/office/drawing/2016/5/11/chartex" xmlns:cx6="http://schemas.microsoft.com/office/drawing/2016/5/12/chartex" xmlns:cx7="http://schemas.microsoft.com/office/drawing/2016/5/13/chartex" xmlns:cx8="http://schemas.microsoft.com/office/drawing/2016/5/14/chartex" xmlns:w16cid="http://schemas.microsoft.com/office/word/2016/wordml/cid" xmlns:w16se="http://schemas.microsoft.com/office/word/2015/wordml/symex">
   <w:p>
     <w:pPr>
-      <w:pBdr>
-        <w:bottom w:val="single" w:color="C8714A" w:sz="4"/>
-      </w:pBdr>
       <w:spacing w:after="80" w:before="0"/>
     </w:pPr>
     <w:r>

--- a/DB/공통규정/CPO-002_교회정관_사랑과평안의교회.docx
+++ b/DB/공통규정/CPO-002_교회정관_사랑과평안의교회.docx
@@ -2640,7 +2640,7 @@
           <w:sz w:val="20"/>
           <w:szCs w:val="20"/>
         </w:rPr>
-        <w:t xml:space="preserve">본 교회의 회계연도는 매년 1월 1일부터 12월 31일까지로 한다.</w:t>
+        <w:t>본 교회의 회계연도는 매년 12월 1일부터 다음 해 11월 30일까지로 한다.</w:t>
       </w:r>
     </w:p>
     <w:p>
